--- a/formats/climate_conscious_gothic_technological_anxiety_complete.docx
+++ b/formats/climate_conscious_gothic_technological_anxiety_complete.docx
@@ -99,39 +99,7 @@
         <w:pStyle w:val="FirstParagraph"/>
       </w:pPr>
       <w:r>
-        <w:t xml:space="preserve">The rain on the roof of the Old House was not a sound, but a count. A soft, insistent tally of every drop the sky had wrung from the poisoned air. Elara Vane lay in the dark, listening to the metric.</w:t>
-      </w:r>
-      <w:r>
-        <w:t xml:space="preserve"> </w:t>
-      </w:r>
-      <w:r>
-        <w:rPr>
-          <w:i/>
-          <w:iCs/>
-        </w:rPr>
-        <w:t xml:space="preserve">Plink-tap-plink. One-two-three.</w:t>
-      </w:r>
-      <w:r>
-        <w:t xml:space="preserve"> </w:t>
-      </w:r>
-      <w:r>
-        <w:t xml:space="preserve">Acid-tainted, each one. You could taste it on the wind before the storm hit, a metallic tang like a bitten tongue. The Old House, all bleached clapboard and stubborn angles, drank it anyway. Its gutters, swollen with a century of paint, chattered the runoff into the cisterns below.</w:t>
-      </w:r>
-      <w:r>
-        <w:t xml:space="preserve"> </w:t>
-      </w:r>
-      <w:r>
-        <w:rPr>
-          <w:i/>
-          <w:iCs/>
-        </w:rPr>
-        <w:t xml:space="preserve">Four-five-six.</w:t>
-      </w:r>
-      <w:r>
-        <w:t xml:space="preserve"> </w:t>
-      </w:r>
-      <w:r>
-        <w:t xml:space="preserve">Water was memory here. Every barrel was a ledger.</w:t>
+        <w:t xml:space="preserve">Catherine’s city was breathing wrong. The ventilation system in her tower wheezed a humid, recycled sigh against the window, a sound she’d learned to hear as the building’s slow, mechanical asthma. Outside, the permanent amber haze of the smog-barrier pressed close, a stained glass sky that never broke.</w:t>
       </w:r>
     </w:p>
     <w:p>
